--- a/c prog.docx
+++ b/c prog.docx
@@ -3,14 +3,25 @@
 <w:document xmlns:wpc="http://schemas.microsoft.com/office/word/2010/wordprocessingCanvas" xmlns:cx="http://schemas.microsoft.com/office/drawing/2014/chartex" xmlns:cx1="http://schemas.microsoft.com/office/drawing/2015/9/8/chartex" xmlns:cx2="http://schemas.microsoft.com/office/drawing/2015/10/21/chartex" xmlns:cx3="http://schemas.microsoft.com/office/drawing/2016/5/9/chartex" xmlns:cx4="http://schemas.microsoft.com/office/drawing/2016/5/10/chartex" xmlns:cx5="http://schemas.microsoft.com/office/drawing/2016/5/11/chartex" xmlns:cx6="http://schemas.microsoft.com/office/drawing/2016/5/12/chartex" xmlns:cx7="http://schemas.microsoft.com/office/drawing/2016/5/13/chartex" xmlns:cx8="http://schemas.microsoft.com/office/drawing/2016/5/14/chartex" xmlns:mc="http://schemas.openxmlformats.org/markup-compatibility/2006" xmlns:aink="http://schemas.microsoft.com/office/drawing/2016/ink" xmlns:am3d="http://schemas.microsoft.com/office/drawing/2017/model3d" xmlns:o="urn:schemas-microsoft-com:office:office" xmlns:oel="http://schemas.microsoft.com/office/2019/extlst" xmlns:r="http://schemas.openxmlformats.org/officeDocument/2006/relationships" xmlns:m="http://schemas.openxmlformats.org/officeDocument/2006/math" xmlns:v="urn:schemas-microsoft-com:vml" xmlns:wp14="http://schemas.microsoft.com/office/word/2010/wordprocessingDrawing" xmlns:wp="http://schemas.openxmlformats.org/drawingml/2006/wordprocessingDrawing" xmlns:w10="urn:schemas-microsoft-com:office:word" xmlns:w="http://schemas.openxmlformats.org/wordprocessingml/2006/main" xmlns:w14="http://schemas.microsoft.com/office/word/2010/wordml" xmlns:w15="http://schemas.microsoft.com/office/word/2012/wordml" xmlns:w16cex="http://schemas.microsoft.com/office/word/2018/wordml/cex" xmlns:w16cid="http://schemas.microsoft.com/office/word/2016/wordml/cid" xmlns:w16="http://schemas.microsoft.com/office/word/2018/wordml" xmlns:w16du="http://schemas.microsoft.com/office/word/2023/wordml/word16du" xmlns:w16sdtdh="http://schemas.microsoft.com/office/word/2020/wordml/sdtdatahash" xmlns:w16sdtfl="http://schemas.microsoft.com/office/word/2024/wordml/sdtformatlock" xmlns:w16se="http://schemas.microsoft.com/office/word/2015/wordml/symex" xmlns:wpg="http://schemas.microsoft.com/office/word/2010/wordprocessingGroup" xmlns:wpi="http://schemas.microsoft.com/office/word/2010/wordprocessingInk" xmlns:wne="http://schemas.microsoft.com/office/word/2006/wordml" xmlns:wps="http://schemas.microsoft.com/office/word/2010/wordprocessingShape" mc:Ignorable="w14 w15 w16se w16cid w16 w16cex w16sdtdh w16sdtfl w16du wp14">
   <w:body>
     <w:p>
+      <w:pPr>
+        <w:rPr>
+          <w:noProof/>
+        </w:rPr>
+      </w:pPr>
+      <w:r>
+        <w:rPr>
+          <w:noProof/>
+        </w:rPr>
+        <w:t>1</w:t>
+      </w:r>
       <w:r>
         <w:rPr>
           <w:noProof/>
         </w:rPr>
         <w:drawing>
-          <wp:inline distT="0" distB="0" distL="0" distR="0" wp14:anchorId="6908A5D0" wp14:editId="69C57B9C">
-            <wp:extent cx="5731510" cy="4315460"/>
-            <wp:effectExtent l="0" t="0" r="2540" b="8890"/>
+          <wp:inline distT="0" distB="0" distL="0" distR="0" wp14:anchorId="6908A5D0" wp14:editId="7D967121">
+            <wp:extent cx="5731510" cy="3261360"/>
+            <wp:effectExtent l="0" t="0" r="2540" b="0"/>
             <wp:docPr id="681978260" name="Picture 1"/>
             <wp:cNvGraphicFramePr>
               <a:graphicFrameLocks xmlns:a="http://schemas.openxmlformats.org/drawingml/2006/main" noChangeAspect="1"/>
@@ -20,101 +31,6 @@
                 <pic:pic xmlns:pic="http://schemas.openxmlformats.org/drawingml/2006/picture">
                   <pic:nvPicPr>
                     <pic:cNvPr id="681978260" name="Picture 681978260"/>
-                    <pic:cNvPicPr/>
-                  </pic:nvPicPr>
-                  <pic:blipFill>
-                    <a:blip r:embed="rId4">
-                      <a:extLst>
-                        <a:ext uri="{28A0092B-C50C-407E-A947-70E740481C1C}">
-                          <a14:useLocalDpi xmlns:a14="http://schemas.microsoft.com/office/drawing/2010/main" val="0"/>
-                        </a:ext>
-                      </a:extLst>
-                    </a:blip>
-                    <a:stretch>
-                      <a:fillRect/>
-                    </a:stretch>
-                  </pic:blipFill>
-                  <pic:spPr>
-                    <a:xfrm>
-                      <a:off x="0" y="0"/>
-                      <a:ext cx="5731510" cy="4315460"/>
-                    </a:xfrm>
-                    <a:prstGeom prst="rect">
-                      <a:avLst/>
-                    </a:prstGeom>
-                  </pic:spPr>
-                </pic:pic>
-              </a:graphicData>
-            </a:graphic>
-          </wp:inline>
-        </w:drawing>
-      </w:r>
-      <w:r>
-        <w:rPr>
-          <w:noProof/>
-        </w:rPr>
-        <w:drawing>
-          <wp:inline distT="0" distB="0" distL="0" distR="0" wp14:anchorId="7EBE6FA1" wp14:editId="2EAEB4B9">
-            <wp:extent cx="5312410" cy="2964180"/>
-            <wp:effectExtent l="0" t="0" r="2540" b="7620"/>
-            <wp:docPr id="678585219" name="Picture 3"/>
-            <wp:cNvGraphicFramePr>
-              <a:graphicFrameLocks xmlns:a="http://schemas.openxmlformats.org/drawingml/2006/main" noChangeAspect="1"/>
-            </wp:cNvGraphicFramePr>
-            <a:graphic xmlns:a="http://schemas.openxmlformats.org/drawingml/2006/main">
-              <a:graphicData uri="http://schemas.openxmlformats.org/drawingml/2006/picture">
-                <pic:pic xmlns:pic="http://schemas.openxmlformats.org/drawingml/2006/picture">
-                  <pic:nvPicPr>
-                    <pic:cNvPr id="678585219" name="Picture 678585219"/>
-                    <pic:cNvPicPr/>
-                  </pic:nvPicPr>
-                  <pic:blipFill>
-                    <a:blip r:embed="rId5">
-                      <a:extLst>
-                        <a:ext uri="{28A0092B-C50C-407E-A947-70E740481C1C}">
-                          <a14:useLocalDpi xmlns:a14="http://schemas.microsoft.com/office/drawing/2010/main" val="0"/>
-                        </a:ext>
-                      </a:extLst>
-                    </a:blip>
-                    <a:stretch>
-                      <a:fillRect/>
-                    </a:stretch>
-                  </pic:blipFill>
-                  <pic:spPr>
-                    <a:xfrm>
-                      <a:off x="0" y="0"/>
-                      <a:ext cx="5312410" cy="2964180"/>
-                    </a:xfrm>
-                    <a:prstGeom prst="rect">
-                      <a:avLst/>
-                    </a:prstGeom>
-                  </pic:spPr>
-                </pic:pic>
-              </a:graphicData>
-            </a:graphic>
-          </wp:inline>
-        </w:drawing>
-      </w:r>
-    </w:p>
-    <w:p>
-      <w:r>
-        <w:rPr>
-          <w:noProof/>
-        </w:rPr>
-        <w:lastRenderedPageBreak/>
-        <w:drawing>
-          <wp:inline distT="0" distB="0" distL="0" distR="0" wp14:anchorId="3914996B" wp14:editId="52513A1E">
-            <wp:extent cx="5731510" cy="4248785"/>
-            <wp:effectExtent l="0" t="0" r="2540" b="0"/>
-            <wp:docPr id="1749871037" name="Picture 4"/>
-            <wp:cNvGraphicFramePr>
-              <a:graphicFrameLocks xmlns:a="http://schemas.openxmlformats.org/drawingml/2006/main" noChangeAspect="1"/>
-            </wp:cNvGraphicFramePr>
-            <a:graphic xmlns:a="http://schemas.openxmlformats.org/drawingml/2006/main">
-              <a:graphicData uri="http://schemas.openxmlformats.org/drawingml/2006/picture">
-                <pic:pic xmlns:pic="http://schemas.openxmlformats.org/drawingml/2006/picture">
-                  <pic:nvPicPr>
-                    <pic:cNvPr id="1749871037" name="Picture 1749871037"/>
                     <pic:cNvPicPr/>
                   </pic:nvPicPr>
                   <pic:blipFill>
@@ -132,7 +48,7 @@
                   <pic:spPr>
                     <a:xfrm>
                       <a:off x="0" y="0"/>
-                      <a:ext cx="5731510" cy="4248785"/>
+                      <a:ext cx="5731510" cy="3261360"/>
                     </a:xfrm>
                     <a:prstGeom prst="rect">
                       <a:avLst/>
@@ -144,23 +60,21 @@
           </wp:inline>
         </w:drawing>
       </w:r>
-    </w:p>
-    <w:p/>
-    <w:p/>
-    <w:p/>
-    <w:p/>
-    <w:p/>
-    <w:p>
-      <w:r>
-        <w:rPr>
-          <w:noProof/>
-        </w:rPr>
-        <w:lastRenderedPageBreak/>
+      <w:r>
+        <w:rPr>
+          <w:noProof/>
+        </w:rPr>
+        <w:t>2</w:t>
+      </w:r>
+      <w:r>
+        <w:rPr>
+          <w:noProof/>
+        </w:rPr>
         <w:drawing>
-          <wp:inline distT="0" distB="0" distL="0" distR="0" wp14:anchorId="194A4A87" wp14:editId="43055420">
-            <wp:extent cx="5315692" cy="3353268"/>
-            <wp:effectExtent l="0" t="0" r="0" b="0"/>
-            <wp:docPr id="2066013463" name="Picture 5"/>
+          <wp:inline distT="0" distB="0" distL="0" distR="0" wp14:anchorId="7EBE6FA1" wp14:editId="53C3F81B">
+            <wp:extent cx="5312410" cy="1912620"/>
+            <wp:effectExtent l="0" t="0" r="2540" b="0"/>
+            <wp:docPr id="678585219" name="Picture 3"/>
             <wp:cNvGraphicFramePr>
               <a:graphicFrameLocks xmlns:a="http://schemas.openxmlformats.org/drawingml/2006/main" noChangeAspect="1"/>
             </wp:cNvGraphicFramePr>
@@ -168,7 +82,7 @@
               <a:graphicData uri="http://schemas.openxmlformats.org/drawingml/2006/picture">
                 <pic:pic xmlns:pic="http://schemas.openxmlformats.org/drawingml/2006/picture">
                   <pic:nvPicPr>
-                    <pic:cNvPr id="2066013463" name="Picture 2066013463"/>
+                    <pic:cNvPr id="678585219" name="Picture 678585219"/>
                     <pic:cNvPicPr/>
                   </pic:nvPicPr>
                   <pic:blipFill>
@@ -186,7 +100,7 @@
                   <pic:spPr>
                     <a:xfrm>
                       <a:off x="0" y="0"/>
-                      <a:ext cx="5315692" cy="3353268"/>
+                      <a:ext cx="5312410" cy="1912620"/>
                     </a:xfrm>
                     <a:prstGeom prst="rect">
                       <a:avLst/>
@@ -204,11 +118,17 @@
         <w:rPr>
           <w:noProof/>
         </w:rPr>
+        <w:t>3</w:t>
+      </w:r>
+      <w:r>
+        <w:rPr>
+          <w:noProof/>
+        </w:rPr>
         <w:drawing>
-          <wp:inline distT="0" distB="0" distL="0" distR="0" wp14:anchorId="58432FF4" wp14:editId="71033E59">
-            <wp:extent cx="5731510" cy="2924810"/>
-            <wp:effectExtent l="0" t="0" r="2540" b="8890"/>
-            <wp:docPr id="1083868558" name="Picture 8"/>
+          <wp:inline distT="0" distB="0" distL="0" distR="0" wp14:anchorId="3914996B" wp14:editId="5C84A817">
+            <wp:extent cx="5731510" cy="2389505"/>
+            <wp:effectExtent l="0" t="0" r="2540" b="0"/>
+            <wp:docPr id="1749871037" name="Picture 4"/>
             <wp:cNvGraphicFramePr>
               <a:graphicFrameLocks xmlns:a="http://schemas.openxmlformats.org/drawingml/2006/main" noChangeAspect="1"/>
             </wp:cNvGraphicFramePr>
@@ -216,7 +136,7 @@
               <a:graphicData uri="http://schemas.openxmlformats.org/drawingml/2006/picture">
                 <pic:pic xmlns:pic="http://schemas.openxmlformats.org/drawingml/2006/picture">
                   <pic:nvPicPr>
-                    <pic:cNvPr id="1083868558" name="Picture 1083868558"/>
+                    <pic:cNvPr id="1749871037" name="Picture 1749871037"/>
                     <pic:cNvPicPr/>
                   </pic:nvPicPr>
                   <pic:blipFill>
@@ -234,7 +154,7 @@
                   <pic:spPr>
                     <a:xfrm>
                       <a:off x="0" y="0"/>
-                      <a:ext cx="5731510" cy="2924810"/>
+                      <a:ext cx="5731510" cy="2389505"/>
                     </a:xfrm>
                     <a:prstGeom prst="rect">
                       <a:avLst/>
@@ -247,17 +167,24 @@
         </w:drawing>
       </w:r>
     </w:p>
+    <w:p/>
     <w:p>
       <w:r>
         <w:rPr>
           <w:noProof/>
         </w:rPr>
         <w:lastRenderedPageBreak/>
+        <w:t>4</w:t>
+      </w:r>
+      <w:r>
+        <w:rPr>
+          <w:noProof/>
+        </w:rPr>
         <w:drawing>
-          <wp:inline distT="0" distB="0" distL="0" distR="0" wp14:anchorId="3B6A8AC6" wp14:editId="3F7F7F9C">
-            <wp:extent cx="5731510" cy="4928870"/>
-            <wp:effectExtent l="0" t="0" r="2540" b="5080"/>
-            <wp:docPr id="160181442" name="Picture 9"/>
+          <wp:inline distT="0" distB="0" distL="0" distR="0" wp14:anchorId="194A4A87" wp14:editId="15B15221">
+            <wp:extent cx="5314950" cy="1729740"/>
+            <wp:effectExtent l="0" t="0" r="0" b="3810"/>
+            <wp:docPr id="2066013463" name="Picture 5"/>
             <wp:cNvGraphicFramePr>
               <a:graphicFrameLocks xmlns:a="http://schemas.openxmlformats.org/drawingml/2006/main" noChangeAspect="1"/>
             </wp:cNvGraphicFramePr>
@@ -265,7 +192,7 @@
               <a:graphicData uri="http://schemas.openxmlformats.org/drawingml/2006/picture">
                 <pic:pic xmlns:pic="http://schemas.openxmlformats.org/drawingml/2006/picture">
                   <pic:nvPicPr>
-                    <pic:cNvPr id="160181442" name="Picture 160181442"/>
+                    <pic:cNvPr id="2066013463" name="Picture 2066013463"/>
                     <pic:cNvPicPr/>
                   </pic:nvPicPr>
                   <pic:blipFill>
@@ -283,7 +210,7 @@
                   <pic:spPr>
                     <a:xfrm>
                       <a:off x="0" y="0"/>
-                      <a:ext cx="5731510" cy="4928870"/>
+                      <a:ext cx="5315715" cy="1729989"/>
                     </a:xfrm>
                     <a:prstGeom prst="rect">
                       <a:avLst/>
@@ -301,9 +228,124 @@
         <w:rPr>
           <w:noProof/>
         </w:rPr>
+        <w:t>5</w:t>
+      </w:r>
+      <w:r>
+        <w:rPr>
+          <w:noProof/>
+        </w:rPr>
         <w:drawing>
-          <wp:inline distT="0" distB="0" distL="0" distR="0" wp14:anchorId="593C1819" wp14:editId="6AF88F6B">
-            <wp:extent cx="5731510" cy="3665220"/>
+          <wp:inline distT="0" distB="0" distL="0" distR="0" wp14:anchorId="58432FF4" wp14:editId="09E0F1DB">
+            <wp:extent cx="5731510" cy="2240280"/>
+            <wp:effectExtent l="0" t="0" r="2540" b="7620"/>
+            <wp:docPr id="1083868558" name="Picture 8"/>
+            <wp:cNvGraphicFramePr>
+              <a:graphicFrameLocks xmlns:a="http://schemas.openxmlformats.org/drawingml/2006/main" noChangeAspect="1"/>
+            </wp:cNvGraphicFramePr>
+            <a:graphic xmlns:a="http://schemas.openxmlformats.org/drawingml/2006/main">
+              <a:graphicData uri="http://schemas.openxmlformats.org/drawingml/2006/picture">
+                <pic:pic xmlns:pic="http://schemas.openxmlformats.org/drawingml/2006/picture">
+                  <pic:nvPicPr>
+                    <pic:cNvPr id="1083868558" name="Picture 1083868558"/>
+                    <pic:cNvPicPr/>
+                  </pic:nvPicPr>
+                  <pic:blipFill>
+                    <a:blip r:embed="rId10">
+                      <a:extLst>
+                        <a:ext uri="{28A0092B-C50C-407E-A947-70E740481C1C}">
+                          <a14:useLocalDpi xmlns:a14="http://schemas.microsoft.com/office/drawing/2010/main" val="0"/>
+                        </a:ext>
+                      </a:extLst>
+                    </a:blip>
+                    <a:stretch>
+                      <a:fillRect/>
+                    </a:stretch>
+                  </pic:blipFill>
+                  <pic:spPr>
+                    <a:xfrm>
+                      <a:off x="0" y="0"/>
+                      <a:ext cx="5731510" cy="2240280"/>
+                    </a:xfrm>
+                    <a:prstGeom prst="rect">
+                      <a:avLst/>
+                    </a:prstGeom>
+                  </pic:spPr>
+                </pic:pic>
+              </a:graphicData>
+            </a:graphic>
+          </wp:inline>
+        </w:drawing>
+      </w:r>
+    </w:p>
+    <w:p>
+      <w:r>
+        <w:rPr>
+          <w:noProof/>
+        </w:rPr>
+        <w:t>6</w:t>
+      </w:r>
+      <w:r>
+        <w:rPr>
+          <w:noProof/>
+        </w:rPr>
+        <w:drawing>
+          <wp:inline distT="0" distB="0" distL="0" distR="0" wp14:anchorId="3B6A8AC6" wp14:editId="7B77E265">
+            <wp:extent cx="5731510" cy="3543300"/>
+            <wp:effectExtent l="0" t="0" r="2540" b="0"/>
+            <wp:docPr id="160181442" name="Picture 9"/>
+            <wp:cNvGraphicFramePr>
+              <a:graphicFrameLocks xmlns:a="http://schemas.openxmlformats.org/drawingml/2006/main" noChangeAspect="1"/>
+            </wp:cNvGraphicFramePr>
+            <a:graphic xmlns:a="http://schemas.openxmlformats.org/drawingml/2006/main">
+              <a:graphicData uri="http://schemas.openxmlformats.org/drawingml/2006/picture">
+                <pic:pic xmlns:pic="http://schemas.openxmlformats.org/drawingml/2006/picture">
+                  <pic:nvPicPr>
+                    <pic:cNvPr id="160181442" name="Picture 160181442"/>
+                    <pic:cNvPicPr/>
+                  </pic:nvPicPr>
+                  <pic:blipFill>
+                    <a:blip r:embed="rId11">
+                      <a:extLst>
+                        <a:ext uri="{28A0092B-C50C-407E-A947-70E740481C1C}">
+                          <a14:useLocalDpi xmlns:a14="http://schemas.microsoft.com/office/drawing/2010/main" val="0"/>
+                        </a:ext>
+                      </a:extLst>
+                    </a:blip>
+                    <a:stretch>
+                      <a:fillRect/>
+                    </a:stretch>
+                  </pic:blipFill>
+                  <pic:spPr>
+                    <a:xfrm>
+                      <a:off x="0" y="0"/>
+                      <a:ext cx="5731510" cy="3543300"/>
+                    </a:xfrm>
+                    <a:prstGeom prst="rect">
+                      <a:avLst/>
+                    </a:prstGeom>
+                  </pic:spPr>
+                </pic:pic>
+              </a:graphicData>
+            </a:graphic>
+          </wp:inline>
+        </w:drawing>
+      </w:r>
+    </w:p>
+    <w:p>
+      <w:r>
+        <w:rPr>
+          <w:noProof/>
+        </w:rPr>
+        <w:lastRenderedPageBreak/>
+        <w:t>7</w:t>
+      </w:r>
+      <w:r>
+        <w:rPr>
+          <w:noProof/>
+        </w:rPr>
+        <w:drawing>
+          <wp:inline distT="0" distB="0" distL="0" distR="0" wp14:anchorId="593C1819" wp14:editId="43E632B0">
+            <wp:extent cx="5731510" cy="2118360"/>
             <wp:effectExtent l="0" t="0" r="2540" b="0"/>
             <wp:docPr id="1108956286" name="Picture 12"/>
             <wp:cNvGraphicFramePr>
@@ -317,7 +359,624 @@
                     <pic:cNvPicPr/>
                   </pic:nvPicPr>
                   <pic:blipFill>
-                    <a:blip r:embed="rId10">
+                    <a:blip r:embed="rId12">
+                      <a:extLst>
+                        <a:ext uri="{28A0092B-C50C-407E-A947-70E740481C1C}">
+                          <a14:useLocalDpi xmlns:a14="http://schemas.microsoft.com/office/drawing/2010/main" val="0"/>
+                        </a:ext>
+                      </a:extLst>
+                    </a:blip>
+                    <a:stretch>
+                      <a:fillRect/>
+                    </a:stretch>
+                  </pic:blipFill>
+                  <pic:spPr>
+                    <a:xfrm>
+                      <a:off x="0" y="0"/>
+                      <a:ext cx="5731510" cy="2118360"/>
+                    </a:xfrm>
+                    <a:prstGeom prst="rect">
+                      <a:avLst/>
+                    </a:prstGeom>
+                  </pic:spPr>
+                </pic:pic>
+              </a:graphicData>
+            </a:graphic>
+          </wp:inline>
+        </w:drawing>
+      </w:r>
+    </w:p>
+    <w:p>
+      <w:r>
+        <w:rPr>
+          <w:noProof/>
+        </w:rPr>
+        <w:t>8</w:t>
+      </w:r>
+      <w:r>
+        <w:rPr>
+          <w:noProof/>
+        </w:rPr>
+        <w:drawing>
+          <wp:inline distT="0" distB="0" distL="0" distR="0" wp14:anchorId="38A6FBAD" wp14:editId="396D54D1">
+            <wp:extent cx="5731510" cy="2567940"/>
+            <wp:effectExtent l="0" t="0" r="2540" b="3810"/>
+            <wp:docPr id="1130205476" name="Picture 11"/>
+            <wp:cNvGraphicFramePr>
+              <a:graphicFrameLocks xmlns:a="http://schemas.openxmlformats.org/drawingml/2006/main" noChangeAspect="1"/>
+            </wp:cNvGraphicFramePr>
+            <a:graphic xmlns:a="http://schemas.openxmlformats.org/drawingml/2006/main">
+              <a:graphicData uri="http://schemas.openxmlformats.org/drawingml/2006/picture">
+                <pic:pic xmlns:pic="http://schemas.openxmlformats.org/drawingml/2006/picture">
+                  <pic:nvPicPr>
+                    <pic:cNvPr id="1130205476" name="Picture 1130205476"/>
+                    <pic:cNvPicPr/>
+                  </pic:nvPicPr>
+                  <pic:blipFill>
+                    <a:blip r:embed="rId13">
+                      <a:extLst>
+                        <a:ext uri="{28A0092B-C50C-407E-A947-70E740481C1C}">
+                          <a14:useLocalDpi xmlns:a14="http://schemas.microsoft.com/office/drawing/2010/main" val="0"/>
+                        </a:ext>
+                      </a:extLst>
+                    </a:blip>
+                    <a:stretch>
+                      <a:fillRect/>
+                    </a:stretch>
+                  </pic:blipFill>
+                  <pic:spPr>
+                    <a:xfrm>
+                      <a:off x="0" y="0"/>
+                      <a:ext cx="5731510" cy="2567940"/>
+                    </a:xfrm>
+                    <a:prstGeom prst="rect">
+                      <a:avLst/>
+                    </a:prstGeom>
+                  </pic:spPr>
+                </pic:pic>
+              </a:graphicData>
+            </a:graphic>
+          </wp:inline>
+        </w:drawing>
+      </w:r>
+    </w:p>
+    <w:p>
+      <w:r>
+        <w:rPr>
+          <w:noProof/>
+        </w:rPr>
+        <w:t>9</w:t>
+      </w:r>
+      <w:r>
+        <w:rPr>
+          <w:noProof/>
+        </w:rPr>
+        <w:drawing>
+          <wp:inline distT="0" distB="0" distL="0" distR="0" wp14:anchorId="314D8CAD" wp14:editId="45570E77">
+            <wp:extent cx="5731510" cy="3025140"/>
+            <wp:effectExtent l="0" t="0" r="2540" b="3810"/>
+            <wp:docPr id="195540805" name="Picture 13"/>
+            <wp:cNvGraphicFramePr>
+              <a:graphicFrameLocks xmlns:a="http://schemas.openxmlformats.org/drawingml/2006/main" noChangeAspect="1"/>
+            </wp:cNvGraphicFramePr>
+            <a:graphic xmlns:a="http://schemas.openxmlformats.org/drawingml/2006/main">
+              <a:graphicData uri="http://schemas.openxmlformats.org/drawingml/2006/picture">
+                <pic:pic xmlns:pic="http://schemas.openxmlformats.org/drawingml/2006/picture">
+                  <pic:nvPicPr>
+                    <pic:cNvPr id="195540805" name="Picture 195540805"/>
+                    <pic:cNvPicPr/>
+                  </pic:nvPicPr>
+                  <pic:blipFill>
+                    <a:blip r:embed="rId6">
+                      <a:extLst>
+                        <a:ext uri="{28A0092B-C50C-407E-A947-70E740481C1C}">
+                          <a14:useLocalDpi xmlns:a14="http://schemas.microsoft.com/office/drawing/2010/main" val="0"/>
+                        </a:ext>
+                      </a:extLst>
+                    </a:blip>
+                    <a:stretch>
+                      <a:fillRect/>
+                    </a:stretch>
+                  </pic:blipFill>
+                  <pic:spPr>
+                    <a:xfrm>
+                      <a:off x="0" y="0"/>
+                      <a:ext cx="5731510" cy="3025140"/>
+                    </a:xfrm>
+                    <a:prstGeom prst="rect">
+                      <a:avLst/>
+                    </a:prstGeom>
+                  </pic:spPr>
+                </pic:pic>
+              </a:graphicData>
+            </a:graphic>
+          </wp:inline>
+        </w:drawing>
+      </w:r>
+    </w:p>
+    <w:p>
+      <w:r>
+        <w:rPr>
+          <w:noProof/>
+        </w:rPr>
+        <w:lastRenderedPageBreak/>
+        <w:t>10</w:t>
+      </w:r>
+      <w:r>
+        <w:rPr>
+          <w:noProof/>
+        </w:rPr>
+        <w:drawing>
+          <wp:inline distT="0" distB="0" distL="0" distR="0" wp14:anchorId="18A43DB9" wp14:editId="62842F79">
+            <wp:extent cx="5731510" cy="3573780"/>
+            <wp:effectExtent l="0" t="0" r="2540" b="7620"/>
+            <wp:docPr id="1364980619" name="Picture 14"/>
+            <wp:cNvGraphicFramePr>
+              <a:graphicFrameLocks xmlns:a="http://schemas.openxmlformats.org/drawingml/2006/main" noChangeAspect="1"/>
+            </wp:cNvGraphicFramePr>
+            <a:graphic xmlns:a="http://schemas.openxmlformats.org/drawingml/2006/main">
+              <a:graphicData uri="http://schemas.openxmlformats.org/drawingml/2006/picture">
+                <pic:pic xmlns:pic="http://schemas.openxmlformats.org/drawingml/2006/picture">
+                  <pic:nvPicPr>
+                    <pic:cNvPr id="1364980619" name="Picture 1364980619"/>
+                    <pic:cNvPicPr/>
+                  </pic:nvPicPr>
+                  <pic:blipFill>
+                    <a:blip r:embed="rId14">
+                      <a:extLst>
+                        <a:ext uri="{28A0092B-C50C-407E-A947-70E740481C1C}">
+                          <a14:useLocalDpi xmlns:a14="http://schemas.microsoft.com/office/drawing/2010/main" val="0"/>
+                        </a:ext>
+                      </a:extLst>
+                    </a:blip>
+                    <a:stretch>
+                      <a:fillRect/>
+                    </a:stretch>
+                  </pic:blipFill>
+                  <pic:spPr>
+                    <a:xfrm>
+                      <a:off x="0" y="0"/>
+                      <a:ext cx="5731510" cy="3573780"/>
+                    </a:xfrm>
+                    <a:prstGeom prst="rect">
+                      <a:avLst/>
+                    </a:prstGeom>
+                  </pic:spPr>
+                </pic:pic>
+              </a:graphicData>
+            </a:graphic>
+          </wp:inline>
+        </w:drawing>
+      </w:r>
+    </w:p>
+    <w:p>
+      <w:r>
+        <w:rPr>
+          <w:noProof/>
+        </w:rPr>
+        <w:t>11</w:t>
+      </w:r>
+      <w:r>
+        <w:rPr>
+          <w:noProof/>
+        </w:rPr>
+        <w:drawing>
+          <wp:inline distT="0" distB="0" distL="0" distR="0" wp14:anchorId="6A8E1566" wp14:editId="593D51BB">
+            <wp:extent cx="5731510" cy="3604260"/>
+            <wp:effectExtent l="0" t="0" r="2540" b="0"/>
+            <wp:docPr id="1804842496" name="Picture 15"/>
+            <wp:cNvGraphicFramePr>
+              <a:graphicFrameLocks xmlns:a="http://schemas.openxmlformats.org/drawingml/2006/main" noChangeAspect="1"/>
+            </wp:cNvGraphicFramePr>
+            <a:graphic xmlns:a="http://schemas.openxmlformats.org/drawingml/2006/main">
+              <a:graphicData uri="http://schemas.openxmlformats.org/drawingml/2006/picture">
+                <pic:pic xmlns:pic="http://schemas.openxmlformats.org/drawingml/2006/picture">
+                  <pic:nvPicPr>
+                    <pic:cNvPr id="1804842496" name="Picture 1804842496"/>
+                    <pic:cNvPicPr/>
+                  </pic:nvPicPr>
+                  <pic:blipFill>
+                    <a:blip r:embed="rId6">
+                      <a:extLst>
+                        <a:ext uri="{28A0092B-C50C-407E-A947-70E740481C1C}">
+                          <a14:useLocalDpi xmlns:a14="http://schemas.microsoft.com/office/drawing/2010/main" val="0"/>
+                        </a:ext>
+                      </a:extLst>
+                    </a:blip>
+                    <a:stretch>
+                      <a:fillRect/>
+                    </a:stretch>
+                  </pic:blipFill>
+                  <pic:spPr>
+                    <a:xfrm>
+                      <a:off x="0" y="0"/>
+                      <a:ext cx="5731510" cy="3604260"/>
+                    </a:xfrm>
+                    <a:prstGeom prst="rect">
+                      <a:avLst/>
+                    </a:prstGeom>
+                  </pic:spPr>
+                </pic:pic>
+              </a:graphicData>
+            </a:graphic>
+          </wp:inline>
+        </w:drawing>
+      </w:r>
+    </w:p>
+    <w:p>
+      <w:r>
+        <w:rPr>
+          <w:noProof/>
+        </w:rPr>
+        <w:lastRenderedPageBreak/>
+        <w:t>12</w:t>
+      </w:r>
+      <w:r>
+        <w:rPr>
+          <w:noProof/>
+        </w:rPr>
+        <w:drawing>
+          <wp:inline distT="0" distB="0" distL="0" distR="0" wp14:anchorId="4880D241" wp14:editId="64A69739">
+            <wp:extent cx="5731510" cy="2491740"/>
+            <wp:effectExtent l="0" t="0" r="2540" b="3810"/>
+            <wp:docPr id="1989500736" name="Picture 2"/>
+            <wp:cNvGraphicFramePr>
+              <a:graphicFrameLocks xmlns:a="http://schemas.openxmlformats.org/drawingml/2006/main" noChangeAspect="1"/>
+            </wp:cNvGraphicFramePr>
+            <a:graphic xmlns:a="http://schemas.openxmlformats.org/drawingml/2006/main">
+              <a:graphicData uri="http://schemas.openxmlformats.org/drawingml/2006/picture">
+                <pic:pic xmlns:pic="http://schemas.openxmlformats.org/drawingml/2006/picture">
+                  <pic:nvPicPr>
+                    <pic:cNvPr id="1989500736" name="Picture 1989500736"/>
+                    <pic:cNvPicPr/>
+                  </pic:nvPicPr>
+                  <pic:blipFill>
+                    <a:blip r:embed="rId15">
+                      <a:extLst>
+                        <a:ext uri="{28A0092B-C50C-407E-A947-70E740481C1C}">
+                          <a14:useLocalDpi xmlns:a14="http://schemas.microsoft.com/office/drawing/2010/main" val="0"/>
+                        </a:ext>
+                      </a:extLst>
+                    </a:blip>
+                    <a:stretch>
+                      <a:fillRect/>
+                    </a:stretch>
+                  </pic:blipFill>
+                  <pic:spPr>
+                    <a:xfrm>
+                      <a:off x="0" y="0"/>
+                      <a:ext cx="5731510" cy="2491740"/>
+                    </a:xfrm>
+                    <a:prstGeom prst="rect">
+                      <a:avLst/>
+                    </a:prstGeom>
+                  </pic:spPr>
+                </pic:pic>
+              </a:graphicData>
+            </a:graphic>
+          </wp:inline>
+        </w:drawing>
+      </w:r>
+    </w:p>
+    <w:p>
+      <w:r>
+        <w:rPr>
+          <w:noProof/>
+        </w:rPr>
+        <w:t>13</w:t>
+      </w:r>
+      <w:r>
+        <w:rPr>
+          <w:noProof/>
+        </w:rPr>
+        <w:drawing>
+          <wp:inline distT="0" distB="0" distL="0" distR="0" wp14:anchorId="5D1870B2" wp14:editId="3750E9D1">
+            <wp:extent cx="5731510" cy="2628900"/>
+            <wp:effectExtent l="0" t="0" r="2540" b="0"/>
+            <wp:docPr id="1922343693" name="Picture 4"/>
+            <wp:cNvGraphicFramePr>
+              <a:graphicFrameLocks xmlns:a="http://schemas.openxmlformats.org/drawingml/2006/main" noChangeAspect="1"/>
+            </wp:cNvGraphicFramePr>
+            <a:graphic xmlns:a="http://schemas.openxmlformats.org/drawingml/2006/main">
+              <a:graphicData uri="http://schemas.openxmlformats.org/drawingml/2006/picture">
+                <pic:pic xmlns:pic="http://schemas.openxmlformats.org/drawingml/2006/picture">
+                  <pic:nvPicPr>
+                    <pic:cNvPr id="1922343693" name="Picture 1922343693"/>
+                    <pic:cNvPicPr/>
+                  </pic:nvPicPr>
+                  <pic:blipFill>
+                    <a:blip r:embed="rId16">
+                      <a:extLst>
+                        <a:ext uri="{28A0092B-C50C-407E-A947-70E740481C1C}">
+                          <a14:useLocalDpi xmlns:a14="http://schemas.microsoft.com/office/drawing/2010/main" val="0"/>
+                        </a:ext>
+                      </a:extLst>
+                    </a:blip>
+                    <a:stretch>
+                      <a:fillRect/>
+                    </a:stretch>
+                  </pic:blipFill>
+                  <pic:spPr>
+                    <a:xfrm>
+                      <a:off x="0" y="0"/>
+                      <a:ext cx="5731510" cy="2628900"/>
+                    </a:xfrm>
+                    <a:prstGeom prst="rect">
+                      <a:avLst/>
+                    </a:prstGeom>
+                  </pic:spPr>
+                </pic:pic>
+              </a:graphicData>
+            </a:graphic>
+          </wp:inline>
+        </w:drawing>
+      </w:r>
+    </w:p>
+    <w:p>
+      <w:r>
+        <w:rPr>
+          <w:noProof/>
+        </w:rPr>
+        <w:drawing>
+          <wp:inline distT="0" distB="0" distL="0" distR="0" wp14:anchorId="02ADED4D" wp14:editId="4B32D1FC">
+            <wp:extent cx="5731510" cy="2827020"/>
+            <wp:effectExtent l="0" t="0" r="2540" b="0"/>
+            <wp:docPr id="1754825893" name="Picture 5"/>
+            <wp:cNvGraphicFramePr>
+              <a:graphicFrameLocks xmlns:a="http://schemas.openxmlformats.org/drawingml/2006/main" noChangeAspect="1"/>
+            </wp:cNvGraphicFramePr>
+            <a:graphic xmlns:a="http://schemas.openxmlformats.org/drawingml/2006/main">
+              <a:graphicData uri="http://schemas.openxmlformats.org/drawingml/2006/picture">
+                <pic:pic xmlns:pic="http://schemas.openxmlformats.org/drawingml/2006/picture">
+                  <pic:nvPicPr>
+                    <pic:cNvPr id="1754825893" name="Picture 1754825893"/>
+                    <pic:cNvPicPr/>
+                  </pic:nvPicPr>
+                  <pic:blipFill>
+                    <a:blip r:embed="rId17">
+                      <a:extLst>
+                        <a:ext uri="{28A0092B-C50C-407E-A947-70E740481C1C}">
+                          <a14:useLocalDpi xmlns:a14="http://schemas.microsoft.com/office/drawing/2010/main" val="0"/>
+                        </a:ext>
+                      </a:extLst>
+                    </a:blip>
+                    <a:stretch>
+                      <a:fillRect/>
+                    </a:stretch>
+                  </pic:blipFill>
+                  <pic:spPr>
+                    <a:xfrm>
+                      <a:off x="0" y="0"/>
+                      <a:ext cx="5731510" cy="2827020"/>
+                    </a:xfrm>
+                    <a:prstGeom prst="rect">
+                      <a:avLst/>
+                    </a:prstGeom>
+                  </pic:spPr>
+                </pic:pic>
+              </a:graphicData>
+            </a:graphic>
+          </wp:inline>
+        </w:drawing>
+      </w:r>
+    </w:p>
+    <w:p>
+      <w:r>
+        <w:rPr>
+          <w:noProof/>
+        </w:rPr>
+        <w:lastRenderedPageBreak/>
+        <w:drawing>
+          <wp:inline distT="0" distB="0" distL="0" distR="0" wp14:anchorId="56C9F71A" wp14:editId="24CF4AF9">
+            <wp:extent cx="5731510" cy="2247900"/>
+            <wp:effectExtent l="0" t="0" r="2540" b="0"/>
+            <wp:docPr id="452056954" name="Picture 7"/>
+            <wp:cNvGraphicFramePr>
+              <a:graphicFrameLocks xmlns:a="http://schemas.openxmlformats.org/drawingml/2006/main" noChangeAspect="1"/>
+            </wp:cNvGraphicFramePr>
+            <a:graphic xmlns:a="http://schemas.openxmlformats.org/drawingml/2006/main">
+              <a:graphicData uri="http://schemas.openxmlformats.org/drawingml/2006/picture">
+                <pic:pic xmlns:pic="http://schemas.openxmlformats.org/drawingml/2006/picture">
+                  <pic:nvPicPr>
+                    <pic:cNvPr id="452056954" name="Picture 452056954"/>
+                    <pic:cNvPicPr/>
+                  </pic:nvPicPr>
+                  <pic:blipFill>
+                    <a:blip r:embed="rId14">
+                      <a:extLst>
+                        <a:ext uri="{28A0092B-C50C-407E-A947-70E740481C1C}">
+                          <a14:useLocalDpi xmlns:a14="http://schemas.microsoft.com/office/drawing/2010/main" val="0"/>
+                        </a:ext>
+                      </a:extLst>
+                    </a:blip>
+                    <a:stretch>
+                      <a:fillRect/>
+                    </a:stretch>
+                  </pic:blipFill>
+                  <pic:spPr>
+                    <a:xfrm>
+                      <a:off x="0" y="0"/>
+                      <a:ext cx="5731510" cy="2247900"/>
+                    </a:xfrm>
+                    <a:prstGeom prst="rect">
+                      <a:avLst/>
+                    </a:prstGeom>
+                  </pic:spPr>
+                </pic:pic>
+              </a:graphicData>
+            </a:graphic>
+          </wp:inline>
+        </w:drawing>
+      </w:r>
+    </w:p>
+    <w:p>
+      <w:r>
+        <w:rPr>
+          <w:noProof/>
+        </w:rPr>
+        <w:drawing>
+          <wp:inline distT="0" distB="0" distL="0" distR="0" wp14:anchorId="66DE0E1D" wp14:editId="5B30D748">
+            <wp:extent cx="5731510" cy="2735580"/>
+            <wp:effectExtent l="0" t="0" r="2540" b="7620"/>
+            <wp:docPr id="2018178376" name="Picture 11"/>
+            <wp:cNvGraphicFramePr>
+              <a:graphicFrameLocks xmlns:a="http://schemas.openxmlformats.org/drawingml/2006/main" noChangeAspect="1"/>
+            </wp:cNvGraphicFramePr>
+            <a:graphic xmlns:a="http://schemas.openxmlformats.org/drawingml/2006/main">
+              <a:graphicData uri="http://schemas.openxmlformats.org/drawingml/2006/picture">
+                <pic:pic xmlns:pic="http://schemas.openxmlformats.org/drawingml/2006/picture">
+                  <pic:nvPicPr>
+                    <pic:cNvPr id="2018178376" name="Picture 2018178376"/>
+                    <pic:cNvPicPr/>
+                  </pic:nvPicPr>
+                  <pic:blipFill>
+                    <a:blip r:embed="rId18">
+                      <a:extLst>
+                        <a:ext uri="{28A0092B-C50C-407E-A947-70E740481C1C}">
+                          <a14:useLocalDpi xmlns:a14="http://schemas.microsoft.com/office/drawing/2010/main" val="0"/>
+                        </a:ext>
+                      </a:extLst>
+                    </a:blip>
+                    <a:stretch>
+                      <a:fillRect/>
+                    </a:stretch>
+                  </pic:blipFill>
+                  <pic:spPr>
+                    <a:xfrm>
+                      <a:off x="0" y="0"/>
+                      <a:ext cx="5731510" cy="2735580"/>
+                    </a:xfrm>
+                    <a:prstGeom prst="rect">
+                      <a:avLst/>
+                    </a:prstGeom>
+                  </pic:spPr>
+                </pic:pic>
+              </a:graphicData>
+            </a:graphic>
+          </wp:inline>
+        </w:drawing>
+      </w:r>
+    </w:p>
+    <w:p>
+      <w:r>
+        <w:rPr>
+          <w:noProof/>
+        </w:rPr>
+        <w:drawing>
+          <wp:inline distT="0" distB="0" distL="0" distR="0" wp14:anchorId="5CA8248F" wp14:editId="738DC964">
+            <wp:extent cx="5731510" cy="3139440"/>
+            <wp:effectExtent l="0" t="0" r="2540" b="3810"/>
+            <wp:docPr id="233688834" name="Picture 12"/>
+            <wp:cNvGraphicFramePr>
+              <a:graphicFrameLocks xmlns:a="http://schemas.openxmlformats.org/drawingml/2006/main" noChangeAspect="1"/>
+            </wp:cNvGraphicFramePr>
+            <a:graphic xmlns:a="http://schemas.openxmlformats.org/drawingml/2006/main">
+              <a:graphicData uri="http://schemas.openxmlformats.org/drawingml/2006/picture">
+                <pic:pic xmlns:pic="http://schemas.openxmlformats.org/drawingml/2006/picture">
+                  <pic:nvPicPr>
+                    <pic:cNvPr id="233688834" name="Picture 233688834"/>
+                    <pic:cNvPicPr/>
+                  </pic:nvPicPr>
+                  <pic:blipFill>
+                    <a:blip r:embed="rId19">
+                      <a:extLst>
+                        <a:ext uri="{28A0092B-C50C-407E-A947-70E740481C1C}">
+                          <a14:useLocalDpi xmlns:a14="http://schemas.microsoft.com/office/drawing/2010/main" val="0"/>
+                        </a:ext>
+                      </a:extLst>
+                    </a:blip>
+                    <a:stretch>
+                      <a:fillRect/>
+                    </a:stretch>
+                  </pic:blipFill>
+                  <pic:spPr>
+                    <a:xfrm>
+                      <a:off x="0" y="0"/>
+                      <a:ext cx="5812169" cy="3183621"/>
+                    </a:xfrm>
+                    <a:prstGeom prst="rect">
+                      <a:avLst/>
+                    </a:prstGeom>
+                  </pic:spPr>
+                </pic:pic>
+              </a:graphicData>
+            </a:graphic>
+          </wp:inline>
+        </w:drawing>
+      </w:r>
+    </w:p>
+    <w:p/>
+    <w:p>
+      <w:r>
+        <w:rPr>
+          <w:noProof/>
+        </w:rPr>
+        <w:lastRenderedPageBreak/>
+        <w:drawing>
+          <wp:inline distT="0" distB="0" distL="0" distR="0" wp14:anchorId="308023AC" wp14:editId="786721EC">
+            <wp:extent cx="5715000" cy="3078480"/>
+            <wp:effectExtent l="0" t="0" r="0" b="7620"/>
+            <wp:docPr id="46346943" name="Picture 1"/>
+            <wp:cNvGraphicFramePr>
+              <a:graphicFrameLocks xmlns:a="http://schemas.openxmlformats.org/drawingml/2006/main" noChangeAspect="1"/>
+            </wp:cNvGraphicFramePr>
+            <a:graphic xmlns:a="http://schemas.openxmlformats.org/drawingml/2006/main">
+              <a:graphicData uri="http://schemas.openxmlformats.org/drawingml/2006/picture">
+                <pic:pic xmlns:pic="http://schemas.openxmlformats.org/drawingml/2006/picture">
+                  <pic:nvPicPr>
+                    <pic:cNvPr id="46346943" name="Picture 46346943"/>
+                    <pic:cNvPicPr/>
+                  </pic:nvPicPr>
+                  <pic:blipFill>
+                    <a:blip r:embed="rId20">
+                      <a:extLst>
+                        <a:ext uri="{28A0092B-C50C-407E-A947-70E740481C1C}">
+                          <a14:useLocalDpi xmlns:a14="http://schemas.microsoft.com/office/drawing/2010/main" val="0"/>
+                        </a:ext>
+                      </a:extLst>
+                    </a:blip>
+                    <a:stretch>
+                      <a:fillRect/>
+                    </a:stretch>
+                  </pic:blipFill>
+                  <pic:spPr>
+                    <a:xfrm>
+                      <a:off x="0" y="0"/>
+                      <a:ext cx="5715000" cy="3078480"/>
+                    </a:xfrm>
+                    <a:prstGeom prst="rect">
+                      <a:avLst/>
+                    </a:prstGeom>
+                  </pic:spPr>
+                </pic:pic>
+              </a:graphicData>
+            </a:graphic>
+          </wp:inline>
+        </w:drawing>
+      </w:r>
+    </w:p>
+    <w:p>
+      <w:r>
+        <w:rPr>
+          <w:noProof/>
+        </w:rPr>
+        <w:drawing>
+          <wp:inline distT="0" distB="0" distL="0" distR="0" wp14:anchorId="4FE9D1FE" wp14:editId="27E0611B">
+            <wp:extent cx="5731510" cy="3665220"/>
+            <wp:effectExtent l="0" t="0" r="2540" b="0"/>
+            <wp:docPr id="1928151960" name="Picture 4"/>
+            <wp:cNvGraphicFramePr>
+              <a:graphicFrameLocks xmlns:a="http://schemas.openxmlformats.org/drawingml/2006/main" noChangeAspect="1"/>
+            </wp:cNvGraphicFramePr>
+            <a:graphic xmlns:a="http://schemas.openxmlformats.org/drawingml/2006/main">
+              <a:graphicData uri="http://schemas.openxmlformats.org/drawingml/2006/picture">
+                <pic:pic xmlns:pic="http://schemas.openxmlformats.org/drawingml/2006/picture">
+                  <pic:nvPicPr>
+                    <pic:cNvPr id="1928151960" name="Picture 1928151960"/>
+                    <pic:cNvPicPr/>
+                  </pic:nvPicPr>
+                  <pic:blipFill>
+                    <a:blip r:embed="rId21">
                       <a:extLst>
                         <a:ext uri="{28A0092B-C50C-407E-A947-70E740481C1C}">
                           <a14:useLocalDpi xmlns:a14="http://schemas.microsoft.com/office/drawing/2010/main" val="0"/>
@@ -344,6 +1003,12 @@
         </w:drawing>
       </w:r>
     </w:p>
+    <w:p/>
+    <w:p/>
+    <w:p/>
+    <w:p/>
+    <w:p/>
+    <w:p/>
     <w:p>
       <w:r>
         <w:rPr>
@@ -351,10 +1016,10 @@
         </w:rPr>
         <w:lastRenderedPageBreak/>
         <w:drawing>
-          <wp:inline distT="0" distB="0" distL="0" distR="0" wp14:anchorId="38A6FBAD" wp14:editId="396D54D1">
-            <wp:extent cx="5731510" cy="2567940"/>
-            <wp:effectExtent l="0" t="0" r="2540" b="3810"/>
-            <wp:docPr id="1130205476" name="Picture 11"/>
+          <wp:inline distT="0" distB="0" distL="0" distR="0" wp14:anchorId="24451E3F" wp14:editId="71D502F6">
+            <wp:extent cx="5731510" cy="3756660"/>
+            <wp:effectExtent l="0" t="0" r="2540" b="0"/>
+            <wp:docPr id="1394121596" name="Picture 6"/>
             <wp:cNvGraphicFramePr>
               <a:graphicFrameLocks xmlns:a="http://schemas.openxmlformats.org/drawingml/2006/main" noChangeAspect="1"/>
             </wp:cNvGraphicFramePr>
@@ -362,11 +1027,11 @@
               <a:graphicData uri="http://schemas.openxmlformats.org/drawingml/2006/picture">
                 <pic:pic xmlns:pic="http://schemas.openxmlformats.org/drawingml/2006/picture">
                   <pic:nvPicPr>
-                    <pic:cNvPr id="1130205476" name="Picture 1130205476"/>
+                    <pic:cNvPr id="1394121596" name="Picture 1394121596"/>
                     <pic:cNvPicPr/>
                   </pic:nvPicPr>
                   <pic:blipFill>
-                    <a:blip r:embed="rId11">
+                    <a:blip r:embed="rId22">
                       <a:extLst>
                         <a:ext uri="{28A0092B-C50C-407E-A947-70E740481C1C}">
                           <a14:useLocalDpi xmlns:a14="http://schemas.microsoft.com/office/drawing/2010/main" val="0"/>
@@ -380,7 +1045,7 @@
                   <pic:spPr>
                     <a:xfrm>
                       <a:off x="0" y="0"/>
-                      <a:ext cx="5731510" cy="2567940"/>
+                      <a:ext cx="5731510" cy="3756660"/>
                     </a:xfrm>
                     <a:prstGeom prst="rect">
                       <a:avLst/>
@@ -393,445 +1058,125 @@
         </w:drawing>
       </w:r>
     </w:p>
-    <w:p>
-      <w:r>
-        <w:rPr>
-          <w:noProof/>
-        </w:rPr>
-        <w:drawing>
-          <wp:inline distT="0" distB="0" distL="0" distR="0" wp14:anchorId="314D8CAD" wp14:editId="04643044">
-            <wp:extent cx="5731510" cy="4315460"/>
-            <wp:effectExtent l="0" t="0" r="2540" b="8890"/>
-            <wp:docPr id="195540805" name="Picture 13"/>
-            <wp:cNvGraphicFramePr>
-              <a:graphicFrameLocks xmlns:a="http://schemas.openxmlformats.org/drawingml/2006/main" noChangeAspect="1"/>
-            </wp:cNvGraphicFramePr>
-            <a:graphic xmlns:a="http://schemas.openxmlformats.org/drawingml/2006/main">
-              <a:graphicData uri="http://schemas.openxmlformats.org/drawingml/2006/picture">
-                <pic:pic xmlns:pic="http://schemas.openxmlformats.org/drawingml/2006/picture">
-                  <pic:nvPicPr>
-                    <pic:cNvPr id="195540805" name="Picture 195540805"/>
-                    <pic:cNvPicPr/>
-                  </pic:nvPicPr>
-                  <pic:blipFill>
-                    <a:blip r:embed="rId4">
-                      <a:extLst>
-                        <a:ext uri="{28A0092B-C50C-407E-A947-70E740481C1C}">
-                          <a14:useLocalDpi xmlns:a14="http://schemas.microsoft.com/office/drawing/2010/main" val="0"/>
-                        </a:ext>
-                      </a:extLst>
-                    </a:blip>
-                    <a:stretch>
-                      <a:fillRect/>
-                    </a:stretch>
-                  </pic:blipFill>
-                  <pic:spPr>
-                    <a:xfrm>
-                      <a:off x="0" y="0"/>
-                      <a:ext cx="5731510" cy="4315460"/>
-                    </a:xfrm>
-                    <a:prstGeom prst="rect">
-                      <a:avLst/>
-                    </a:prstGeom>
-                  </pic:spPr>
-                </pic:pic>
-              </a:graphicData>
-            </a:graphic>
-          </wp:inline>
-        </w:drawing>
-      </w:r>
-    </w:p>
-    <w:p>
-      <w:r>
-        <w:rPr>
-          <w:noProof/>
-        </w:rPr>
-        <w:lastRenderedPageBreak/>
-        <w:drawing>
-          <wp:inline distT="0" distB="0" distL="0" distR="0" wp14:anchorId="18A43DB9" wp14:editId="3DCDCA74">
-            <wp:extent cx="5731510" cy="4191635"/>
-            <wp:effectExtent l="0" t="0" r="2540" b="0"/>
-            <wp:docPr id="1364980619" name="Picture 14"/>
-            <wp:cNvGraphicFramePr>
-              <a:graphicFrameLocks xmlns:a="http://schemas.openxmlformats.org/drawingml/2006/main" noChangeAspect="1"/>
-            </wp:cNvGraphicFramePr>
-            <a:graphic xmlns:a="http://schemas.openxmlformats.org/drawingml/2006/main">
-              <a:graphicData uri="http://schemas.openxmlformats.org/drawingml/2006/picture">
-                <pic:pic xmlns:pic="http://schemas.openxmlformats.org/drawingml/2006/picture">
-                  <pic:nvPicPr>
-                    <pic:cNvPr id="1364980619" name="Picture 1364980619"/>
-                    <pic:cNvPicPr/>
-                  </pic:nvPicPr>
-                  <pic:blipFill>
-                    <a:blip r:embed="rId12">
-                      <a:extLst>
-                        <a:ext uri="{28A0092B-C50C-407E-A947-70E740481C1C}">
-                          <a14:useLocalDpi xmlns:a14="http://schemas.microsoft.com/office/drawing/2010/main" val="0"/>
-                        </a:ext>
-                      </a:extLst>
-                    </a:blip>
-                    <a:stretch>
-                      <a:fillRect/>
-                    </a:stretch>
-                  </pic:blipFill>
-                  <pic:spPr>
-                    <a:xfrm>
-                      <a:off x="0" y="0"/>
-                      <a:ext cx="5731510" cy="4191635"/>
-                    </a:xfrm>
-                    <a:prstGeom prst="rect">
-                      <a:avLst/>
-                    </a:prstGeom>
-                  </pic:spPr>
-                </pic:pic>
-              </a:graphicData>
-            </a:graphic>
-          </wp:inline>
-        </w:drawing>
-      </w:r>
-    </w:p>
-    <w:p>
-      <w:r>
-        <w:rPr>
-          <w:noProof/>
-        </w:rPr>
-        <w:drawing>
-          <wp:inline distT="0" distB="0" distL="0" distR="0" wp14:anchorId="6A8E1566" wp14:editId="703F7A6D">
-            <wp:extent cx="5731510" cy="4315460"/>
-            <wp:effectExtent l="0" t="0" r="2540" b="8890"/>
-            <wp:docPr id="1804842496" name="Picture 15"/>
-            <wp:cNvGraphicFramePr>
-              <a:graphicFrameLocks xmlns:a="http://schemas.openxmlformats.org/drawingml/2006/main" noChangeAspect="1"/>
-            </wp:cNvGraphicFramePr>
-            <a:graphic xmlns:a="http://schemas.openxmlformats.org/drawingml/2006/main">
-              <a:graphicData uri="http://schemas.openxmlformats.org/drawingml/2006/picture">
-                <pic:pic xmlns:pic="http://schemas.openxmlformats.org/drawingml/2006/picture">
-                  <pic:nvPicPr>
-                    <pic:cNvPr id="1804842496" name="Picture 1804842496"/>
-                    <pic:cNvPicPr/>
-                  </pic:nvPicPr>
-                  <pic:blipFill>
-                    <a:blip r:embed="rId4">
-                      <a:extLst>
-                        <a:ext uri="{28A0092B-C50C-407E-A947-70E740481C1C}">
-                          <a14:useLocalDpi xmlns:a14="http://schemas.microsoft.com/office/drawing/2010/main" val="0"/>
-                        </a:ext>
-                      </a:extLst>
-                    </a:blip>
-                    <a:stretch>
-                      <a:fillRect/>
-                    </a:stretch>
-                  </pic:blipFill>
-                  <pic:spPr>
-                    <a:xfrm>
-                      <a:off x="0" y="0"/>
-                      <a:ext cx="5731510" cy="4315460"/>
-                    </a:xfrm>
-                    <a:prstGeom prst="rect">
-                      <a:avLst/>
-                    </a:prstGeom>
-                  </pic:spPr>
-                </pic:pic>
-              </a:graphicData>
-            </a:graphic>
-          </wp:inline>
-        </w:drawing>
-      </w:r>
-    </w:p>
-    <w:p>
-      <w:r>
-        <w:rPr>
-          <w:noProof/>
-        </w:rPr>
-        <w:lastRenderedPageBreak/>
-        <w:drawing>
-          <wp:inline distT="0" distB="0" distL="0" distR="0" wp14:anchorId="4880D241" wp14:editId="051EF832">
-            <wp:extent cx="5731510" cy="5291455"/>
-            <wp:effectExtent l="0" t="0" r="2540" b="4445"/>
-            <wp:docPr id="1989500736" name="Picture 2"/>
-            <wp:cNvGraphicFramePr>
-              <a:graphicFrameLocks xmlns:a="http://schemas.openxmlformats.org/drawingml/2006/main" noChangeAspect="1"/>
-            </wp:cNvGraphicFramePr>
-            <a:graphic xmlns:a="http://schemas.openxmlformats.org/drawingml/2006/main">
-              <a:graphicData uri="http://schemas.openxmlformats.org/drawingml/2006/picture">
-                <pic:pic xmlns:pic="http://schemas.openxmlformats.org/drawingml/2006/picture">
-                  <pic:nvPicPr>
-                    <pic:cNvPr id="1989500736" name="Picture 1989500736"/>
-                    <pic:cNvPicPr/>
-                  </pic:nvPicPr>
-                  <pic:blipFill>
-                    <a:blip r:embed="rId13">
-                      <a:extLst>
-                        <a:ext uri="{28A0092B-C50C-407E-A947-70E740481C1C}">
-                          <a14:useLocalDpi xmlns:a14="http://schemas.microsoft.com/office/drawing/2010/main" val="0"/>
-                        </a:ext>
-                      </a:extLst>
-                    </a:blip>
-                    <a:stretch>
-                      <a:fillRect/>
-                    </a:stretch>
-                  </pic:blipFill>
-                  <pic:spPr>
-                    <a:xfrm>
-                      <a:off x="0" y="0"/>
-                      <a:ext cx="5731510" cy="5291455"/>
-                    </a:xfrm>
-                    <a:prstGeom prst="rect">
-                      <a:avLst/>
-                    </a:prstGeom>
-                  </pic:spPr>
-                </pic:pic>
-              </a:graphicData>
-            </a:graphic>
-          </wp:inline>
-        </w:drawing>
-      </w:r>
-    </w:p>
-    <w:p>
-      <w:r>
-        <w:rPr>
-          <w:noProof/>
-        </w:rPr>
-        <w:lastRenderedPageBreak/>
-        <w:drawing>
-          <wp:inline distT="0" distB="0" distL="0" distR="0" wp14:anchorId="5D1870B2" wp14:editId="0A59BABC">
-            <wp:extent cx="5731510" cy="5709285"/>
-            <wp:effectExtent l="0" t="0" r="2540" b="5715"/>
-            <wp:docPr id="1922343693" name="Picture 4"/>
-            <wp:cNvGraphicFramePr>
-              <a:graphicFrameLocks xmlns:a="http://schemas.openxmlformats.org/drawingml/2006/main" noChangeAspect="1"/>
-            </wp:cNvGraphicFramePr>
-            <a:graphic xmlns:a="http://schemas.openxmlformats.org/drawingml/2006/main">
-              <a:graphicData uri="http://schemas.openxmlformats.org/drawingml/2006/picture">
-                <pic:pic xmlns:pic="http://schemas.openxmlformats.org/drawingml/2006/picture">
-                  <pic:nvPicPr>
-                    <pic:cNvPr id="1922343693" name="Picture 1922343693"/>
-                    <pic:cNvPicPr/>
-                  </pic:nvPicPr>
-                  <pic:blipFill>
-                    <a:blip r:embed="rId14">
-                      <a:extLst>
-                        <a:ext uri="{28A0092B-C50C-407E-A947-70E740481C1C}">
-                          <a14:useLocalDpi xmlns:a14="http://schemas.microsoft.com/office/drawing/2010/main" val="0"/>
-                        </a:ext>
-                      </a:extLst>
-                    </a:blip>
-                    <a:stretch>
-                      <a:fillRect/>
-                    </a:stretch>
-                  </pic:blipFill>
-                  <pic:spPr>
-                    <a:xfrm>
-                      <a:off x="0" y="0"/>
-                      <a:ext cx="5731510" cy="5709285"/>
-                    </a:xfrm>
-                    <a:prstGeom prst="rect">
-                      <a:avLst/>
-                    </a:prstGeom>
-                  </pic:spPr>
-                </pic:pic>
-              </a:graphicData>
-            </a:graphic>
-          </wp:inline>
-        </w:drawing>
-      </w:r>
-    </w:p>
-    <w:p>
-      <w:r>
-        <w:rPr>
-          <w:noProof/>
-        </w:rPr>
-        <w:lastRenderedPageBreak/>
-        <w:drawing>
-          <wp:inline distT="0" distB="0" distL="0" distR="0" wp14:anchorId="02ADED4D" wp14:editId="696A993F">
-            <wp:extent cx="5731510" cy="4867910"/>
-            <wp:effectExtent l="0" t="0" r="2540" b="8890"/>
-            <wp:docPr id="1754825893" name="Picture 5"/>
-            <wp:cNvGraphicFramePr>
-              <a:graphicFrameLocks xmlns:a="http://schemas.openxmlformats.org/drawingml/2006/main" noChangeAspect="1"/>
-            </wp:cNvGraphicFramePr>
-            <a:graphic xmlns:a="http://schemas.openxmlformats.org/drawingml/2006/main">
-              <a:graphicData uri="http://schemas.openxmlformats.org/drawingml/2006/picture">
-                <pic:pic xmlns:pic="http://schemas.openxmlformats.org/drawingml/2006/picture">
-                  <pic:nvPicPr>
-                    <pic:cNvPr id="1754825893" name="Picture 1754825893"/>
-                    <pic:cNvPicPr/>
-                  </pic:nvPicPr>
-                  <pic:blipFill>
-                    <a:blip r:embed="rId15">
-                      <a:extLst>
-                        <a:ext uri="{28A0092B-C50C-407E-A947-70E740481C1C}">
-                          <a14:useLocalDpi xmlns:a14="http://schemas.microsoft.com/office/drawing/2010/main" val="0"/>
-                        </a:ext>
-                      </a:extLst>
-                    </a:blip>
-                    <a:stretch>
-                      <a:fillRect/>
-                    </a:stretch>
-                  </pic:blipFill>
-                  <pic:spPr>
-                    <a:xfrm>
-                      <a:off x="0" y="0"/>
-                      <a:ext cx="5731510" cy="4867910"/>
-                    </a:xfrm>
-                    <a:prstGeom prst="rect">
-                      <a:avLst/>
-                    </a:prstGeom>
-                  </pic:spPr>
-                </pic:pic>
-              </a:graphicData>
-            </a:graphic>
-          </wp:inline>
-        </w:drawing>
-      </w:r>
-    </w:p>
-    <w:p>
-      <w:r>
-        <w:rPr>
-          <w:noProof/>
-        </w:rPr>
-        <w:lastRenderedPageBreak/>
-        <w:drawing>
-          <wp:inline distT="0" distB="0" distL="0" distR="0" wp14:anchorId="56C9F71A" wp14:editId="49D7CACA">
-            <wp:extent cx="5731510" cy="4191635"/>
-            <wp:effectExtent l="0" t="0" r="2540" b="0"/>
-            <wp:docPr id="452056954" name="Picture 7"/>
-            <wp:cNvGraphicFramePr>
-              <a:graphicFrameLocks xmlns:a="http://schemas.openxmlformats.org/drawingml/2006/main" noChangeAspect="1"/>
-            </wp:cNvGraphicFramePr>
-            <a:graphic xmlns:a="http://schemas.openxmlformats.org/drawingml/2006/main">
-              <a:graphicData uri="http://schemas.openxmlformats.org/drawingml/2006/picture">
-                <pic:pic xmlns:pic="http://schemas.openxmlformats.org/drawingml/2006/picture">
-                  <pic:nvPicPr>
-                    <pic:cNvPr id="452056954" name="Picture 452056954"/>
-                    <pic:cNvPicPr/>
-                  </pic:nvPicPr>
-                  <pic:blipFill>
-                    <a:blip r:embed="rId12">
-                      <a:extLst>
-                        <a:ext uri="{28A0092B-C50C-407E-A947-70E740481C1C}">
-                          <a14:useLocalDpi xmlns:a14="http://schemas.microsoft.com/office/drawing/2010/main" val="0"/>
-                        </a:ext>
-                      </a:extLst>
-                    </a:blip>
-                    <a:stretch>
-                      <a:fillRect/>
-                    </a:stretch>
-                  </pic:blipFill>
-                  <pic:spPr>
-                    <a:xfrm>
-                      <a:off x="0" y="0"/>
-                      <a:ext cx="5731510" cy="4191635"/>
-                    </a:xfrm>
-                    <a:prstGeom prst="rect">
-                      <a:avLst/>
-                    </a:prstGeom>
-                  </pic:spPr>
-                </pic:pic>
-              </a:graphicData>
-            </a:graphic>
-          </wp:inline>
-        </w:drawing>
-      </w:r>
-    </w:p>
-    <w:p>
-      <w:r>
-        <w:rPr>
-          <w:noProof/>
-        </w:rPr>
-        <w:lastRenderedPageBreak/>
-        <w:drawing>
-          <wp:inline distT="0" distB="0" distL="0" distR="0" wp14:anchorId="66DE0E1D" wp14:editId="1F537FC3">
-            <wp:extent cx="5731510" cy="5041900"/>
-            <wp:effectExtent l="0" t="0" r="2540" b="6350"/>
-            <wp:docPr id="2018178376" name="Picture 11"/>
-            <wp:cNvGraphicFramePr>
-              <a:graphicFrameLocks xmlns:a="http://schemas.openxmlformats.org/drawingml/2006/main" noChangeAspect="1"/>
-            </wp:cNvGraphicFramePr>
-            <a:graphic xmlns:a="http://schemas.openxmlformats.org/drawingml/2006/main">
-              <a:graphicData uri="http://schemas.openxmlformats.org/drawingml/2006/picture">
-                <pic:pic xmlns:pic="http://schemas.openxmlformats.org/drawingml/2006/picture">
-                  <pic:nvPicPr>
-                    <pic:cNvPr id="2018178376" name="Picture 2018178376"/>
-                    <pic:cNvPicPr/>
-                  </pic:nvPicPr>
-                  <pic:blipFill>
-                    <a:blip r:embed="rId16">
-                      <a:extLst>
-                        <a:ext uri="{28A0092B-C50C-407E-A947-70E740481C1C}">
-                          <a14:useLocalDpi xmlns:a14="http://schemas.microsoft.com/office/drawing/2010/main" val="0"/>
-                        </a:ext>
-                      </a:extLst>
-                    </a:blip>
-                    <a:stretch>
-                      <a:fillRect/>
-                    </a:stretch>
-                  </pic:blipFill>
-                  <pic:spPr>
-                    <a:xfrm>
-                      <a:off x="0" y="0"/>
-                      <a:ext cx="5731510" cy="5041900"/>
-                    </a:xfrm>
-                    <a:prstGeom prst="rect">
-                      <a:avLst/>
-                    </a:prstGeom>
-                  </pic:spPr>
-                </pic:pic>
-              </a:graphicData>
-            </a:graphic>
-          </wp:inline>
-        </w:drawing>
-      </w:r>
-    </w:p>
-    <w:p>
-      <w:r>
-        <w:rPr>
-          <w:noProof/>
-        </w:rPr>
-        <w:lastRenderedPageBreak/>
-        <w:drawing>
-          <wp:inline distT="0" distB="0" distL="0" distR="0" wp14:anchorId="5CA8248F" wp14:editId="67CF52F2">
-            <wp:extent cx="5731510" cy="4206240"/>
-            <wp:effectExtent l="0" t="0" r="2540" b="3810"/>
-            <wp:docPr id="233688834" name="Picture 12"/>
-            <wp:cNvGraphicFramePr>
-              <a:graphicFrameLocks xmlns:a="http://schemas.openxmlformats.org/drawingml/2006/main" noChangeAspect="1"/>
-            </wp:cNvGraphicFramePr>
-            <a:graphic xmlns:a="http://schemas.openxmlformats.org/drawingml/2006/main">
-              <a:graphicData uri="http://schemas.openxmlformats.org/drawingml/2006/picture">
-                <pic:pic xmlns:pic="http://schemas.openxmlformats.org/drawingml/2006/picture">
-                  <pic:nvPicPr>
-                    <pic:cNvPr id="233688834" name="Picture 233688834"/>
-                    <pic:cNvPicPr/>
-                  </pic:nvPicPr>
-                  <pic:blipFill>
-                    <a:blip r:embed="rId17">
-                      <a:extLst>
-                        <a:ext uri="{28A0092B-C50C-407E-A947-70E740481C1C}">
-                          <a14:useLocalDpi xmlns:a14="http://schemas.microsoft.com/office/drawing/2010/main" val="0"/>
-                        </a:ext>
-                      </a:extLst>
-                    </a:blip>
-                    <a:stretch>
-                      <a:fillRect/>
-                    </a:stretch>
-                  </pic:blipFill>
-                  <pic:spPr>
-                    <a:xfrm>
-                      <a:off x="0" y="0"/>
-                      <a:ext cx="5731510" cy="4206240"/>
-                    </a:xfrm>
-                    <a:prstGeom prst="rect">
-                      <a:avLst/>
-                    </a:prstGeom>
-                  </pic:spPr>
-                </pic:pic>
-              </a:graphicData>
-            </a:graphic>
-          </wp:inline>
-        </w:drawing>
-      </w:r>
-    </w:p>
+    <w:p/>
+    <w:p/>
+    <w:p/>
+    <w:p/>
+    <w:p/>
+    <w:p/>
+    <w:p/>
+    <w:p/>
+    <w:p/>
+    <w:p/>
+    <w:p/>
+    <w:p/>
+    <w:p/>
+    <w:p/>
+    <w:p/>
+    <w:p/>
+    <w:p/>
+    <w:p/>
+    <w:p/>
+    <w:p/>
+    <w:p/>
+    <w:p/>
+    <w:p/>
+    <w:p/>
+    <w:p/>
+    <w:p/>
+    <w:p/>
+    <w:p/>
+    <w:p/>
+    <w:p/>
+    <w:p/>
+    <w:p/>
+    <w:p/>
+    <w:p/>
+    <w:p/>
+    <w:p/>
+    <w:p/>
+    <w:p/>
+    <w:p/>
+    <w:p/>
+    <w:p/>
+    <w:p/>
+    <w:p/>
+    <w:p/>
+    <w:p/>
+    <w:p/>
+    <w:p/>
+    <w:p/>
+    <w:p/>
+    <w:p/>
+    <w:p/>
+    <w:p/>
+    <w:p/>
+    <w:p/>
+    <w:p/>
+    <w:p/>
+    <w:p/>
+    <w:p/>
+    <w:p/>
+    <w:p/>
+    <w:p/>
+    <w:p/>
+    <w:p/>
+    <w:p/>
+    <w:p/>
+    <w:p/>
+    <w:p/>
+    <w:p/>
+    <w:p/>
+    <w:p/>
+    <w:p/>
+    <w:p/>
+    <w:p/>
+    <w:p/>
+    <w:p/>
+    <w:p/>
+    <w:p/>
+    <w:p/>
+    <w:p/>
+    <w:p/>
+    <w:p/>
+    <w:p/>
+    <w:p/>
+    <w:p/>
+    <w:p/>
+    <w:p/>
+    <w:p/>
+    <w:p/>
+    <w:p/>
+    <w:p/>
+    <w:p/>
+    <w:p/>
+    <w:p/>
+    <w:p/>
+    <w:p/>
+    <w:p/>
+    <w:p/>
+    <w:p/>
+    <w:p/>
+    <w:p/>
+    <w:p/>
+    <w:p/>
+    <w:p/>
+    <w:p/>
+    <w:p/>
+    <w:p/>
+    <w:p/>
+    <w:p/>
+    <w:p/>
+    <w:p/>
+    <w:p/>
+    <w:p/>
+    <w:p/>
+    <w:p/>
+    <w:p/>
+    <w:p/>
+    <w:p/>
+    <w:p/>
+    <w:p/>
     <w:p/>
     <w:sectPr>
       <w:pgSz w:w="11906" w:h="16838"/>
@@ -841,6 +1186,56 @@
     </w:sectPr>
   </w:body>
 </w:document>
+</file>
+
+<file path=word/endnotes.xml><?xml version="1.0" encoding="utf-8"?>
+<w:endnotes xmlns:wpc="http://schemas.microsoft.com/office/word/2010/wordprocessingCanvas" xmlns:cx="http://schemas.microsoft.com/office/drawing/2014/chartex" xmlns:cx1="http://schemas.microsoft.com/office/drawing/2015/9/8/chartex" xmlns:cx2="http://schemas.microsoft.com/office/drawing/2015/10/21/chartex" xmlns:cx3="http://schemas.microsoft.com/office/drawing/2016/5/9/chartex" xmlns:cx4="http://schemas.microsoft.com/office/drawing/2016/5/10/chartex" xmlns:cx5="http://schemas.microsoft.com/office/drawing/2016/5/11/chartex" xmlns:cx6="http://schemas.microsoft.com/office/drawing/2016/5/12/chartex" xmlns:cx7="http://schemas.microsoft.com/office/drawing/2016/5/13/chartex" xmlns:cx8="http://schemas.microsoft.com/office/drawing/2016/5/14/chartex" xmlns:mc="http://schemas.openxmlformats.org/markup-compatibility/2006" xmlns:aink="http://schemas.microsoft.com/office/drawing/2016/ink" xmlns:am3d="http://schemas.microsoft.com/office/drawing/2017/model3d" xmlns:o="urn:schemas-microsoft-com:office:office" xmlns:oel="http://schemas.microsoft.com/office/2019/extlst" xmlns:r="http://schemas.openxmlformats.org/officeDocument/2006/relationships" xmlns:m="http://schemas.openxmlformats.org/officeDocument/2006/math" xmlns:v="urn:schemas-microsoft-com:vml" xmlns:wp14="http://schemas.microsoft.com/office/word/2010/wordprocessingDrawing" xmlns:wp="http://schemas.openxmlformats.org/drawingml/2006/wordprocessingDrawing" xmlns:w10="urn:schemas-microsoft-com:office:word" xmlns:w="http://schemas.openxmlformats.org/wordprocessingml/2006/main" xmlns:w14="http://schemas.microsoft.com/office/word/2010/wordml" xmlns:w15="http://schemas.microsoft.com/office/word/2012/wordml" xmlns:w16cex="http://schemas.microsoft.com/office/word/2018/wordml/cex" xmlns:w16cid="http://schemas.microsoft.com/office/word/2016/wordml/cid" xmlns:w16="http://schemas.microsoft.com/office/word/2018/wordml" xmlns:w16du="http://schemas.microsoft.com/office/word/2023/wordml/word16du" xmlns:w16sdtdh="http://schemas.microsoft.com/office/word/2020/wordml/sdtdatahash" xmlns:w16sdtfl="http://schemas.microsoft.com/office/word/2024/wordml/sdtformatlock" xmlns:w16se="http://schemas.microsoft.com/office/word/2015/wordml/symex" xmlns:wpg="http://schemas.microsoft.com/office/word/2010/wordprocessingGroup" xmlns:wpi="http://schemas.microsoft.com/office/word/2010/wordprocessingInk" xmlns:wne="http://schemas.microsoft.com/office/word/2006/wordml" xmlns:wps="http://schemas.microsoft.com/office/word/2010/wordprocessingShape" mc:Ignorable="w14 w15 w16se w16cid w16 w16cex w16sdtdh w16sdtfl w16du wp14">
+  <w:endnote w:type="separator" w:id="-1">
+    <w:p>
+      <w:pPr>
+        <w:spacing w:after="0" w:line="240" w:lineRule="auto"/>
+      </w:pPr>
+      <w:r>
+        <w:separator/>
+      </w:r>
+    </w:p>
+  </w:endnote>
+  <w:endnote w:type="continuationSeparator" w:id="0">
+    <w:p>
+      <w:pPr>
+        <w:spacing w:after="0" w:line="240" w:lineRule="auto"/>
+      </w:pPr>
+      <w:r>
+        <w:continuationSeparator/>
+      </w:r>
+    </w:p>
+  </w:endnote>
+</w:endnotes>
+</file>
+
+<file path=word/footnotes.xml><?xml version="1.0" encoding="utf-8"?>
+<w:footnotes xmlns:wpc="http://schemas.microsoft.com/office/word/2010/wordprocessingCanvas" xmlns:cx="http://schemas.microsoft.com/office/drawing/2014/chartex" xmlns:cx1="http://schemas.microsoft.com/office/drawing/2015/9/8/chartex" xmlns:cx2="http://schemas.microsoft.com/office/drawing/2015/10/21/chartex" xmlns:cx3="http://schemas.microsoft.com/office/drawing/2016/5/9/chartex" xmlns:cx4="http://schemas.microsoft.com/office/drawing/2016/5/10/chartex" xmlns:cx5="http://schemas.microsoft.com/office/drawing/2016/5/11/chartex" xmlns:cx6="http://schemas.microsoft.com/office/drawing/2016/5/12/chartex" xmlns:cx7="http://schemas.microsoft.com/office/drawing/2016/5/13/chartex" xmlns:cx8="http://schemas.microsoft.com/office/drawing/2016/5/14/chartex" xmlns:mc="http://schemas.openxmlformats.org/markup-compatibility/2006" xmlns:aink="http://schemas.microsoft.com/office/drawing/2016/ink" xmlns:am3d="http://schemas.microsoft.com/office/drawing/2017/model3d" xmlns:o="urn:schemas-microsoft-com:office:office" xmlns:oel="http://schemas.microsoft.com/office/2019/extlst" xmlns:r="http://schemas.openxmlformats.org/officeDocument/2006/relationships" xmlns:m="http://schemas.openxmlformats.org/officeDocument/2006/math" xmlns:v="urn:schemas-microsoft-com:vml" xmlns:wp14="http://schemas.microsoft.com/office/word/2010/wordprocessingDrawing" xmlns:wp="http://schemas.openxmlformats.org/drawingml/2006/wordprocessingDrawing" xmlns:w10="urn:schemas-microsoft-com:office:word" xmlns:w="http://schemas.openxmlformats.org/wordprocessingml/2006/main" xmlns:w14="http://schemas.microsoft.com/office/word/2010/wordml" xmlns:w15="http://schemas.microsoft.com/office/word/2012/wordml" xmlns:w16cex="http://schemas.microsoft.com/office/word/2018/wordml/cex" xmlns:w16cid="http://schemas.microsoft.com/office/word/2016/wordml/cid" xmlns:w16="http://schemas.microsoft.com/office/word/2018/wordml" xmlns:w16du="http://schemas.microsoft.com/office/word/2023/wordml/word16du" xmlns:w16sdtdh="http://schemas.microsoft.com/office/word/2020/wordml/sdtdatahash" xmlns:w16sdtfl="http://schemas.microsoft.com/office/word/2024/wordml/sdtformatlock" xmlns:w16se="http://schemas.microsoft.com/office/word/2015/wordml/symex" xmlns:wpg="http://schemas.microsoft.com/office/word/2010/wordprocessingGroup" xmlns:wpi="http://schemas.microsoft.com/office/word/2010/wordprocessingInk" xmlns:wne="http://schemas.microsoft.com/office/word/2006/wordml" xmlns:wps="http://schemas.microsoft.com/office/word/2010/wordprocessingShape" mc:Ignorable="w14 w15 w16se w16cid w16 w16cex w16sdtdh w16sdtfl w16du wp14">
+  <w:footnote w:type="separator" w:id="-1">
+    <w:p>
+      <w:pPr>
+        <w:spacing w:after="0" w:line="240" w:lineRule="auto"/>
+      </w:pPr>
+      <w:r>
+        <w:separator/>
+      </w:r>
+    </w:p>
+  </w:footnote>
+  <w:footnote w:type="continuationSeparator" w:id="0">
+    <w:p>
+      <w:pPr>
+        <w:spacing w:after="0" w:line="240" w:lineRule="auto"/>
+      </w:pPr>
+      <w:r>
+        <w:continuationSeparator/>
+      </w:r>
+    </w:p>
+  </w:footnote>
+</w:footnotes>
 </file>
 
 <file path=word/styles.xml><?xml version="1.0" encoding="utf-8"?>
@@ -1760,6 +2155,50 @@
       <w:spacing w:val="5"/>
     </w:rPr>
   </w:style>
+  <w:style w:type="paragraph" w:styleId="Header">
+    <w:name w:val="header"/>
+    <w:basedOn w:val="Normal"/>
+    <w:link w:val="HeaderChar"/>
+    <w:uiPriority w:val="99"/>
+    <w:unhideWhenUsed/>
+    <w:rsid w:val="002D2175"/>
+    <w:pPr>
+      <w:tabs>
+        <w:tab w:val="center" w:pos="4513"/>
+        <w:tab w:val="right" w:pos="9026"/>
+      </w:tabs>
+      <w:spacing w:after="0" w:line="240" w:lineRule="auto"/>
+    </w:pPr>
+  </w:style>
+  <w:style w:type="character" w:customStyle="1" w:styleId="HeaderChar">
+    <w:name w:val="Header Char"/>
+    <w:basedOn w:val="DefaultParagraphFont"/>
+    <w:link w:val="Header"/>
+    <w:uiPriority w:val="99"/>
+    <w:rsid w:val="002D2175"/>
+  </w:style>
+  <w:style w:type="paragraph" w:styleId="Footer">
+    <w:name w:val="footer"/>
+    <w:basedOn w:val="Normal"/>
+    <w:link w:val="FooterChar"/>
+    <w:uiPriority w:val="99"/>
+    <w:unhideWhenUsed/>
+    <w:rsid w:val="002D2175"/>
+    <w:pPr>
+      <w:tabs>
+        <w:tab w:val="center" w:pos="4513"/>
+        <w:tab w:val="right" w:pos="9026"/>
+      </w:tabs>
+      <w:spacing w:after="0" w:line="240" w:lineRule="auto"/>
+    </w:pPr>
+  </w:style>
+  <w:style w:type="character" w:customStyle="1" w:styleId="FooterChar">
+    <w:name w:val="Footer Char"/>
+    <w:basedOn w:val="DefaultParagraphFont"/>
+    <w:link w:val="Footer"/>
+    <w:uiPriority w:val="99"/>
+    <w:rsid w:val="002D2175"/>
+  </w:style>
 </w:styles>
 </file>
 
